--- a/public/devis/Devis_VTC_elearning.docx
+++ b/public/devis/Devis_VTC_elearning.docx
@@ -560,7 +560,7 @@
               </w:rPr>
             </w:pPr>
             <w:r>
-              <w:t>${client_nom}</w:t>
+              <w:t/>
             </w:r>
           </w:p>
         </w:tc>
@@ -1375,10 +1375,7 @@
           <w:color w:val="000000" w:themeColor="text1"/>
           <w:szCs w:val="24"/>
         </w:rPr>
-        <w:t xml:space="preserve"> ${</w:t>
-      </w:r>
-      <w:r>
-        <w:t>client_mail}</w:t>
+        <w:t xml:space="preserve"> </w:t>
       </w:r>
     </w:p>
     <w:p>
@@ -4038,7 +4035,7 @@
         <w:ind w:left="567"/>
       </w:pPr>
       <w:r>
-        <w:t>Fait à Lyon, le ${devis_date} (document à renvoyer)</w:t>
+        <w:t>Fait à Lyon, le  (document à renvoyer)</w:t>
       </w:r>
     </w:p>
     <w:p>

--- a/public/devis/Devis_VTC_elearning.docx
+++ b/public/devis/Devis_VTC_elearning.docx
@@ -1365,7 +1365,7 @@
           <w:szCs w:val="24"/>
           <w:lang w:eastAsia="en-US"/>
         </w:rPr>
-        <w:t>E-mail :</w:t>
+        <w:t>E-mail : {client_mail}</w:t>
       </w:r>
       <w:r>
         <w:rPr>
